--- a/Docs/OtherDocs/CIBIL DISCLOSURE CONSENT.docx
+++ b/Docs/OtherDocs/CIBIL DISCLOSURE CONSENT.docx
@@ -176,7 +176,16 @@
                 <w:rFonts w:ascii="Arial" w:eastAsia="Arial" w:hAnsi="Arial" w:cs="Arial"/>
                 <w:lang w:eastAsia="zh-CN"/>
               </w:rPr>
-              <w:t>Place: {{PLACE}}</w:t>
+              <w:t xml:space="preserve">Place: </w:t>
+            </w:r>
+            <w:r>
+              <w:rPr>
+                <w:rFonts w:ascii="Arial" w:eastAsia="Arial" w:hAnsi="Arial" w:cs="Arial"/>
+                <w:b/>
+                <w:bCs/>
+                <w:lang w:eastAsia="zh-CN"/>
+              </w:rPr>
+              <w:t>{{PLACE}}</w:t>
             </w:r>
           </w:p>
         </w:tc>
@@ -198,9 +207,18 @@
             <w:r>
               <w:rPr>
                 <w:rFonts w:ascii="Arial" w:eastAsia="Arial" w:hAnsi="Arial" w:cs="Arial"/>
+                <w:b/>
+                <w:bCs/>
                 <w:lang w:eastAsia="zh-CN"/>
               </w:rPr>
-              <w:t>{{BRANCH_NAME}} Branch</w:t>
+              <w:t>{{BRANCH_NAME}}</w:t>
+            </w:r>
+            <w:r>
+              <w:rPr>
+                <w:rFonts w:ascii="Arial" w:eastAsia="Arial" w:hAnsi="Arial" w:cs="Arial"/>
+                <w:lang w:eastAsia="zh-CN"/>
+              </w:rPr>
+              <w:t xml:space="preserve"> Branch</w:t>
             </w:r>
           </w:p>
         </w:tc>
@@ -223,7 +241,16 @@
                 <w:rFonts w:ascii="Arial" w:eastAsia="Arial" w:hAnsi="Arial" w:cs="Arial"/>
                 <w:lang w:eastAsia="zh-CN"/>
               </w:rPr>
-              <w:t>Date: {{DATE}}</w:t>
+              <w:t xml:space="preserve">Date: </w:t>
+            </w:r>
+            <w:r>
+              <w:rPr>
+                <w:rFonts w:ascii="Arial" w:eastAsia="Arial" w:hAnsi="Arial" w:cs="Arial"/>
+                <w:b/>
+                <w:bCs/>
+                <w:lang w:eastAsia="zh-CN"/>
+              </w:rPr>
+              <w:t>{{DATE}}</w:t>
             </w:r>
           </w:p>
         </w:tc>
@@ -1128,12 +1155,9 @@
     </w:p>
     <w:p/>
     <w:sectPr>
-      <w:headerReference w:type="even" r:id="rId7"/>
-      <w:headerReference w:type="default" r:id="rId8"/>
-      <w:footerReference w:type="even" r:id="rId9"/>
-      <w:footerReference w:type="default" r:id="rId10"/>
-      <w:headerReference w:type="first" r:id="rId11"/>
-      <w:footerReference w:type="first" r:id="rId12"/>
+      <w:footerReference w:type="even" r:id="rId7"/>
+      <w:footerReference w:type="default" r:id="rId8"/>
+      <w:footerReference w:type="first" r:id="rId9"/>
       <w:pgSz w:w="11906" w:h="16838"/>
       <w:pgMar w:top="1440" w:right="1440" w:bottom="1440" w:left="1440" w:header="708" w:footer="708" w:gutter="0"/>
       <w:cols w:space="708"/>
@@ -1335,14 +1359,6 @@
                               <w:sz w:val="20"/>
                             </w:rPr>
                           </w:pPr>
-                          <w:r>
-                            <w:rPr>
-                              <w:rFonts w:ascii="Calibri" w:eastAsia="Calibri" w:hAnsi="Calibri" w:cs="Calibri"/>
-                              <w:color w:val="000000"/>
-                              <w:sz w:val="20"/>
-                            </w:rPr>
-                            <w:t>Classification: Internal</w:t>
-                          </w:r>
                         </w:p>
                       </w:txbxContent>
                     </wps:txbx>
@@ -1358,7 +1374,7 @@
             </wp:anchor>
           </w:drawing>
         </mc:Choice>
-        <mc:Fallback xmlns:w16cei="http://schemas.microsoft.com/office/word/2026/wordml/cei">
+        <mc:Fallback>
           <w:pict>
             <v:shapetype w14:anchorId="0923CE01" id="_x0000_t202" coordsize="21600,21600" o:spt="202" path="m,l,21600r21600,l21600,xe">
               <v:stroke joinstyle="miter"/>
@@ -1375,14 +1391,6 @@
                         <w:sz w:val="20"/>
                       </w:rPr>
                     </w:pPr>
-                    <w:r>
-                      <w:rPr>
-                        <w:rFonts w:ascii="Calibri" w:eastAsia="Calibri" w:hAnsi="Calibri" w:cs="Calibri"/>
-                        <w:color w:val="000000"/>
-                        <w:sz w:val="20"/>
-                      </w:rPr>
-                      <w:t>Classification: Internal</w:t>
-                    </w:r>
                   </w:p>
                 </w:txbxContent>
               </v:textbox>
@@ -1533,36 +1541,6 @@
     </w:p>
   </w:footnote>
 </w:footnotes>
-</file>
-
-<file path=word/header1.xml><?xml version="1.0" encoding="utf-8"?>
-<w:hdr xmlns:wpc="http://schemas.microsoft.com/office/word/2010/wordprocessingCanvas" xmlns:cx="http://schemas.microsoft.com/office/drawing/2014/chartex" xmlns:cx1="http://schemas.microsoft.com/office/drawing/2015/9/8/chartex" xmlns:cx2="http://schemas.microsoft.com/office/drawing/2015/10/21/chartex" xmlns:cx3="http://schemas.microsoft.com/office/drawing/2016/5/9/chartex" xmlns:cx4="http://schemas.microsoft.com/office/drawing/2016/5/10/chartex" xmlns:cx5="http://schemas.microsoft.com/office/drawing/2016/5/11/chartex" xmlns:cx6="http://schemas.microsoft.com/office/drawing/2016/5/12/chartex" xmlns:cx7="http://schemas.microsoft.com/office/drawing/2016/5/13/chartex" xmlns:cx8="http://schemas.microsoft.com/office/drawing/2016/5/14/chartex" xmlns:mc="http://schemas.openxmlformats.org/markup-compatibility/2006" xmlns:aink="http://schemas.microsoft.com/office/drawing/2016/ink" xmlns:am3d="http://schemas.microsoft.com/office/drawing/2017/model3d" xmlns:o="urn:schemas-microsoft-com:office:office" xmlns:oel="http://schemas.microsoft.com/office/2019/extlst" xmlns:r="http://schemas.openxmlformats.org/officeDocument/2006/relationships" xmlns:m="http://schemas.openxmlformats.org/officeDocument/2006/math" xmlns:v="urn:schemas-microsoft-com:vml" xmlns:wp14="http://schemas.microsoft.com/office/word/2010/wordprocessingDrawing" xmlns:wp="http://schemas.openxmlformats.org/drawingml/2006/wordprocessingDrawing" xmlns:w10="urn:schemas-microsoft-com:office:word" xmlns:w="http://schemas.openxmlformats.org/wordprocessingml/2006/main" xmlns:w14="http://schemas.microsoft.com/office/word/2010/wordml" xmlns:w15="http://schemas.microsoft.com/office/word/2012/wordml" xmlns:w16cex="http://schemas.microsoft.com/office/word/2018/wordml/cex" xmlns:w16cid="http://schemas.microsoft.com/office/word/2016/wordml/cid" xmlns:w16="http://schemas.microsoft.com/office/word/2018/wordml" xmlns:w16du="http://schemas.microsoft.com/office/word/2023/wordml/word16du" xmlns:w16sdtdh="http://schemas.microsoft.com/office/word/2020/wordml/sdtdatahash" xmlns:w16sdtfl="http://schemas.microsoft.com/office/word/2024/wordml/sdtformatlock" xmlns:w16se="http://schemas.microsoft.com/office/word/2015/wordml/symex" xmlns:wpg="http://schemas.microsoft.com/office/word/2010/wordprocessingGroup" xmlns:wpi="http://schemas.microsoft.com/office/word/2010/wordprocessingInk" xmlns:wne="http://schemas.microsoft.com/office/word/2006/wordml" xmlns:wps="http://schemas.microsoft.com/office/word/2010/wordprocessingShape" mc:Ignorable="w14 w15 w16se w16cid w16 w16cex w16sdtdh w16sdtfl w16du wp14">
-  <w:p>
-    <w:pPr>
-      <w:pStyle w:val="Header"/>
-    </w:pPr>
-  </w:p>
-</w:hdr>
-</file>
-
-<file path=word/header2.xml><?xml version="1.0" encoding="utf-8"?>
-<w:hdr xmlns:wpc="http://schemas.microsoft.com/office/word/2010/wordprocessingCanvas" xmlns:cx="http://schemas.microsoft.com/office/drawing/2014/chartex" xmlns:cx1="http://schemas.microsoft.com/office/drawing/2015/9/8/chartex" xmlns:cx2="http://schemas.microsoft.com/office/drawing/2015/10/21/chartex" xmlns:cx3="http://schemas.microsoft.com/office/drawing/2016/5/9/chartex" xmlns:cx4="http://schemas.microsoft.com/office/drawing/2016/5/10/chartex" xmlns:cx5="http://schemas.microsoft.com/office/drawing/2016/5/11/chartex" xmlns:cx6="http://schemas.microsoft.com/office/drawing/2016/5/12/chartex" xmlns:cx7="http://schemas.microsoft.com/office/drawing/2016/5/13/chartex" xmlns:cx8="http://schemas.microsoft.com/office/drawing/2016/5/14/chartex" xmlns:mc="http://schemas.openxmlformats.org/markup-compatibility/2006" xmlns:aink="http://schemas.microsoft.com/office/drawing/2016/ink" xmlns:am3d="http://schemas.microsoft.com/office/drawing/2017/model3d" xmlns:o="urn:schemas-microsoft-com:office:office" xmlns:oel="http://schemas.microsoft.com/office/2019/extlst" xmlns:r="http://schemas.openxmlformats.org/officeDocument/2006/relationships" xmlns:m="http://schemas.openxmlformats.org/officeDocument/2006/math" xmlns:v="urn:schemas-microsoft-com:vml" xmlns:wp14="http://schemas.microsoft.com/office/word/2010/wordprocessingDrawing" xmlns:wp="http://schemas.openxmlformats.org/drawingml/2006/wordprocessingDrawing" xmlns:w10="urn:schemas-microsoft-com:office:word" xmlns:w="http://schemas.openxmlformats.org/wordprocessingml/2006/main" xmlns:w14="http://schemas.microsoft.com/office/word/2010/wordml" xmlns:w15="http://schemas.microsoft.com/office/word/2012/wordml" xmlns:w16cex="http://schemas.microsoft.com/office/word/2018/wordml/cex" xmlns:w16cid="http://schemas.microsoft.com/office/word/2016/wordml/cid" xmlns:w16="http://schemas.microsoft.com/office/word/2018/wordml" xmlns:w16du="http://schemas.microsoft.com/office/word/2023/wordml/word16du" xmlns:w16sdtdh="http://schemas.microsoft.com/office/word/2020/wordml/sdtdatahash" xmlns:w16sdtfl="http://schemas.microsoft.com/office/word/2024/wordml/sdtformatlock" xmlns:w16se="http://schemas.microsoft.com/office/word/2015/wordml/symex" xmlns:wpg="http://schemas.microsoft.com/office/word/2010/wordprocessingGroup" xmlns:wpi="http://schemas.microsoft.com/office/word/2010/wordprocessingInk" xmlns:wne="http://schemas.microsoft.com/office/word/2006/wordml" xmlns:wps="http://schemas.microsoft.com/office/word/2010/wordprocessingShape" mc:Ignorable="w14 w15 w16se w16cid w16 w16cex w16sdtdh w16sdtfl w16du wp14">
-  <w:p>
-    <w:pPr>
-      <w:pStyle w:val="Header"/>
-    </w:pPr>
-  </w:p>
-</w:hdr>
-</file>
-
-<file path=word/header3.xml><?xml version="1.0" encoding="utf-8"?>
-<w:hdr xmlns:wpc="http://schemas.microsoft.com/office/word/2010/wordprocessingCanvas" xmlns:cx="http://schemas.microsoft.com/office/drawing/2014/chartex" xmlns:cx1="http://schemas.microsoft.com/office/drawing/2015/9/8/chartex" xmlns:cx2="http://schemas.microsoft.com/office/drawing/2015/10/21/chartex" xmlns:cx3="http://schemas.microsoft.com/office/drawing/2016/5/9/chartex" xmlns:cx4="http://schemas.microsoft.com/office/drawing/2016/5/10/chartex" xmlns:cx5="http://schemas.microsoft.com/office/drawing/2016/5/11/chartex" xmlns:cx6="http://schemas.microsoft.com/office/drawing/2016/5/12/chartex" xmlns:cx7="http://schemas.microsoft.com/office/drawing/2016/5/13/chartex" xmlns:cx8="http://schemas.microsoft.com/office/drawing/2016/5/14/chartex" xmlns:mc="http://schemas.openxmlformats.org/markup-compatibility/2006" xmlns:aink="http://schemas.microsoft.com/office/drawing/2016/ink" xmlns:am3d="http://schemas.microsoft.com/office/drawing/2017/model3d" xmlns:o="urn:schemas-microsoft-com:office:office" xmlns:oel="http://schemas.microsoft.com/office/2019/extlst" xmlns:r="http://schemas.openxmlformats.org/officeDocument/2006/relationships" xmlns:m="http://schemas.openxmlformats.org/officeDocument/2006/math" xmlns:v="urn:schemas-microsoft-com:vml" xmlns:wp14="http://schemas.microsoft.com/office/word/2010/wordprocessingDrawing" xmlns:wp="http://schemas.openxmlformats.org/drawingml/2006/wordprocessingDrawing" xmlns:w10="urn:schemas-microsoft-com:office:word" xmlns:w="http://schemas.openxmlformats.org/wordprocessingml/2006/main" xmlns:w14="http://schemas.microsoft.com/office/word/2010/wordml" xmlns:w15="http://schemas.microsoft.com/office/word/2012/wordml" xmlns:w16cex="http://schemas.microsoft.com/office/word/2018/wordml/cex" xmlns:w16cid="http://schemas.microsoft.com/office/word/2016/wordml/cid" xmlns:w16="http://schemas.microsoft.com/office/word/2018/wordml" xmlns:w16du="http://schemas.microsoft.com/office/word/2023/wordml/word16du" xmlns:w16sdtdh="http://schemas.microsoft.com/office/word/2020/wordml/sdtdatahash" xmlns:w16sdtfl="http://schemas.microsoft.com/office/word/2024/wordml/sdtformatlock" xmlns:w16se="http://schemas.microsoft.com/office/word/2015/wordml/symex" xmlns:wpg="http://schemas.microsoft.com/office/word/2010/wordprocessingGroup" xmlns:wpi="http://schemas.microsoft.com/office/word/2010/wordprocessingInk" xmlns:wne="http://schemas.microsoft.com/office/word/2006/wordml" xmlns:wps="http://schemas.microsoft.com/office/word/2010/wordprocessingShape" mc:Ignorable="w14 w15 w16se w16cid w16 w16cex w16sdtdh w16sdtfl w16du wp14">
-  <w:p>
-    <w:pPr>
-      <w:pStyle w:val="Header"/>
-    </w:pPr>
-  </w:p>
-</w:hdr>
 </file>
 
 <file path=word/numbering.xml><?xml version="1.0" encoding="utf-8"?>
